--- a/rapports/16_02_2026/BLONDIN/coh_EQ37_sup_021203040017.docx
+++ b/rapports/16_02_2026/BLONDIN/coh_EQ37_sup_021203040017.docx
@@ -25,7 +25,7 @@
         <w:br/>
         <w:t>Grappe: 021203040017</w:t>
         <w:br/>
-        <w:t>Date: 16/02/2026 a 12:41</w:t>
+        <w:t>Date: 16/02/2026 a 12:58</w:t>
       </w:r>
     </w:p>
     <w:p/>

--- a/rapports/16_02_2026/BLONDIN/coh_EQ37_sup_021203040017.docx
+++ b/rapports/16_02_2026/BLONDIN/coh_EQ37_sup_021203040017.docx
@@ -25,7 +25,7 @@
         <w:br/>
         <w:t>Grappe: 021203040017</w:t>
         <w:br/>
-        <w:t>Date: 16/02/2026 a 12:58</w:t>
+        <w:t>Date: 16/02/2026 a 13:05</w:t>
       </w:r>
     </w:p>
     <w:p/>
@@ -119,7 +119,7 @@
           </w:tcPr>
           <w:p>
             <w:r>
-              <w:t>27</w:t>
+              <w:t>26</w:t>
             </w:r>
           </w:p>
         </w:tc>
@@ -327,6 +327,38 @@
           </w:tcPr>
           <w:p>
             <w:r>
+              <w:t>Section1</w:t>
+            </w:r>
+          </w:p>
+        </w:tc>
+        <w:tc>
+          <w:tcPr>
+            <w:tcW w:type="dxa" w:w="3324"/>
+          </w:tcPr>
+          <w:p>
+            <w:r>
+              <w:t>Caracteristiques des membres</w:t>
+            </w:r>
+          </w:p>
+        </w:tc>
+        <w:tc>
+          <w:tcPr>
+            <w:tcW w:type="dxa" w:w="3324"/>
+          </w:tcPr>
+          <w:p>
+            <w:r>
+              <w:t>9</w:t>
+            </w:r>
+          </w:p>
+        </w:tc>
+      </w:tr>
+      <w:tr>
+        <w:tc>
+          <w:tcPr>
+            <w:tcW w:type="dxa" w:w="3324"/>
+          </w:tcPr>
+          <w:p>
+            <w:r>
               <w:t>Section4b</w:t>
             </w:r>
           </w:p>
@@ -348,38 +380,6 @@
           <w:p>
             <w:r>
               <w:t>9</w:t>
-            </w:r>
-          </w:p>
-        </w:tc>
-      </w:tr>
-      <w:tr>
-        <w:tc>
-          <w:tcPr>
-            <w:tcW w:type="dxa" w:w="3324"/>
-          </w:tcPr>
-          <w:p>
-            <w:r>
-              <w:t>Section1</w:t>
-            </w:r>
-          </w:p>
-        </w:tc>
-        <w:tc>
-          <w:tcPr>
-            <w:tcW w:type="dxa" w:w="3324"/>
-          </w:tcPr>
-          <w:p>
-            <w:r>
-              <w:t>Caracteristiques des membres</w:t>
-            </w:r>
-          </w:p>
-        </w:tc>
-        <w:tc>
-          <w:tcPr>
-            <w:tcW w:type="dxa" w:w="3324"/>
-          </w:tcPr>
-          <w:p>
-            <w:r>
-              <w:t>8</w:t>
             </w:r>
           </w:p>
         </w:tc>
@@ -896,7 +896,7 @@
         <w:rPr>
           <w:sz w:val="20"/>
         </w:rPr>
-        <w:t>- Le montant des frais pour les cahiers et autres matériels scolaires pour l'année scolaire de seraphine dieme est faible ou élevé, veuillez, s'il vous plait, confirmer ces informations avec le QG ou apporter les corrections nécessaires.</w:t>
+        <w:t>- Le montant des frais pour les cahiers et autres matériels scolaires pour l'année scolaire de seraphine dieme est faible ou élevé, veuillez, s'il vous plait, confirmer ces informations avec le QG ou apporter les corrections nécessaires. Attention ! Le frais de scolarité (280000 Fcfa) de seraphine dieme en 3ème année de Secondaire 2 Général est relativement élevé par rapport aux autres frais de scolarités observés dans cette zone. Prière de corriger ou de confirmer avec le QG. Attention ! Le frais de scolarité (6500 Fcfa) de seraphine dieme en 3ème année de Secondaire 2 Général est relativement élevé par rapport aux autres frais de scolarités observés dans cette zone. Prière de corriger ou de confirmer avec le QG.</w:t>
       </w:r>
     </w:p>
     <w:p>
@@ -982,7 +982,7 @@
         <w:rPr>
           <w:sz w:val="20"/>
         </w:rPr>
-        <w:t>- Attention ! Le prix unitaire d'achat (200 Fcfa) de Soumbala (moutarde africaine) en Sachets (Petit) est relativement élevé par rapport aux autres prix observés dans cette zone. Prière de corriger ou de confirmer avec le QG. Incohérence!! Dans ce ménage, chaque individus consomme par jour 68.90429 Kg  de cereale; Prière de revoir les quantités prises de ces produits. Incohérence!! Dans ce ménage, chaque individus consomme par jour 68.90429 Kg  de cereale; Prière de revoir les quantités prises de ces produits.</w:t>
+        <w:t>- Attention ! Le prix unitaire d'achat (200 Fcfa) de Soumbala (moutarde africaine) en Sachets (Petit) est relativement élevé par rapport aux autres prix observés dans cette zone. Prière de corriger ou de confirmer avec le QG. Attention ! Le prix unitaire d'achat (200 Fcfa) de Tamarin noir en Sachets (Petit) est relativement élevé par rapport aux autres prix observés dans cette zone. Prière de corriger ou de confirmer avec le QG. Attention ! Le prix unitaire d'achat (500 Fcfa) de Crevettes séchées en Sachets (Petit) est relativement élevé par rapport aux autres prix observés dans cette zone. Prière de corriger ou de confirmer avec le QG. Attention ! Le prix unitaire d'achat (500 Fcfa) de Gombo frais en Tas (Petit) est relativement élevé par rapport aux autres prix observés dans cette zone. Prière de corriger ou de confirmer avec le QG. Attention ! Le prix unitaire d'achat (500 Fcfa) de Oignon frais en Kg (taille unique) est relativement faible par rapport aux autres prix observés dans cette zone. Prière de corriger ou de confirmer avec le QG. Attention ! Le prix unitaire d'achat (600 Fcfa) de Poireau en Tas (Moyen) est relativement élevé par rapport aux autres prix observés dans cette zone. Prière de corriger ou de confirmer avec le QG. Incohérence!! Dans ce ménage, chaque individus consomme par jour 129.3981 Kg  de cereale; Prière de revoir les quantités prises de ces produits. Incohérence!! Dans ce ménage, chaque individus consomme par jour 129.3981 Kg  de cereale; Prière de revoir les quantités prises de ces produits.</w:t>
       </w:r>
     </w:p>
     <w:p>
@@ -1605,7 +1605,7 @@
         <w:rPr>
           <w:sz w:val="20"/>
         </w:rPr>
-        <w:t>- Incohérence!! Dans ce ménage, chaque individus consomme par jour 38.91857 Kg  de cereale; Prière de revoir les quantités prises de ces produits. Le prix d'achat unitaire (200 Fcfa) de Pastèque en Kg de taille  taille unique  est très faible, prière de regarder les reponses prises dans les questions s07bq07a s07bq07b s07bq07c s07bq08 pour mieux corriger.</w:t>
+        <w:t>- Attention ! Le prix unitaire d'achat (200 Fcfa) de Carotte en Pièce (Moyen) est relativement élevé par rapport aux autres prix observés dans cette zone. Prière de corriger ou de confirmer avec le QG. Attention ! Le prix unitaire d'achat (200 Fcfa) de Tamarin noir en Sachets (Moyen) est relativement élevé par rapport aux autres prix observés dans cette zone. Prière de corriger ou de confirmer avec le QG. Attention ! Le prix unitaire d'achat (50 Fcfa) de Cube alimentaire (Maggi, Jumbo, ) en Cube (Moyen) est relativement élevé par rapport aux autres prix observés dans cette zone. Prière de corriger ou de confirmer avec le QG. Attention ! Le prix unitaire d'achat (500 Fcfa) de Gombo frais en Kg (taille unique) est relativement faible par rapport aux autres prix observés dans cette zone. Prière de corriger ou de confirmer avec le QG. Attention ! Le prix unitaire d'achat (500 Fcfa) de Oignon frais en Kg (taille unique) est relativement faible par rapport aux autres prix observés dans cette zone. Prière de corriger ou de confirmer avec le QG. Incohérence!! Dans ce ménage, chaque individus consomme par jour 62.82163 Kg  de cereale; Prière de revoir les quantités prises de ces produits. Le prix d'achat unitaire (200 Fcfa) de Pastèque en Kg de taille  taille unique  est très faible, prière de regarder les reponses prises dans les questions s07bq07a s07bq07b s07bq07c s07bq08 pour mieux corriger.</w:t>
       </w:r>
     </w:p>
     <w:p>
@@ -1671,6 +1671,27 @@
         <w:t xml:space="preserve">- Le montant dépensé de l'entreprise electricien batiment en achat de matières premières pour les produits vendus au cours des 30 derniers jours ou durant le dernier mois où l'entreprise a fonctionné ne peut pas être supéreur aux montants obtenus sur la vente de produits transformés par l'entreprise au cours de cette même période où l'entreprise a fonctionné (s10q49 &gt; s10q48), prière de corriger. L'entreprise electricien batiment a depensé en achat de matières premières pour les produits vendus (s10q49 different de 0) mais dit n'avoir réçu aucune somme sur la vente de produits transformés (s10q48 est égal à 0), prière de fournir de l'effort pour estimer le montant obtenu sur la vente vente de produits transformés. Incohérence détectée ! Le nombre de mois d'activité de l'entreprise electricien batimentest de 0 sur les 12 derniers mois, alors que Cette entreprise est actuellement en activité. L'entreprise electricien batiment existe dit n'avoir pas fait la revente de marchandises achetées et revendues en état, aussi le montant obtenus sur la vente de produits transformés par l'entreprise  n'a reçu aucune somme sur les reventes (s10q46=0 &amp; s10q48=0 &amp; s10q50=0); alors s'agit-il de quelle entreprise ? </w:t>
         <w:br/>
         <w:t>- Veuillez, s'il vous plaît, donner une valeur exacte ou estimée du montant à renseigner different de 9999 dans les champs s1046 à s10q57 pour vente de chaussure et accessoires. Le montant dépensé de L'entreprise vente de chaussure et accessoires pour l'achat de ces marchandises revendues en état, sans transformation ne peut être supérieur aux montants obtenus sur la revente de marchandises achetées et revendues en état au cours des 30 derniers jours ou durant le dernier mois où l'entreprise a fonctionné (s10q47 &gt; s10q46), prière de corriger.</w:t>
+      </w:r>
+    </w:p>
+    <w:p>
+      <w:r>
+        <w:rPr>
+          <w:b/>
+          <w:color w:val="4672C4"/>
+          <w:sz w:val="22"/>
+        </w:rPr>
+        <w:t>&gt;&gt; Section12 - Actifs du menage</w:t>
+      </w:r>
+    </w:p>
+    <w:p>
+      <w:pPr>
+        <w:ind w:left="283"/>
+      </w:pPr>
+      <w:r>
+        <w:rPr>
+          <w:sz w:val="20"/>
+        </w:rPr>
+        <w:t>- Attention ! Appareil TV a été achété à 350000 Fcfa est relativement élevé par rapport aux autres prix d'achat observés dans cette zone. Prière de corriger ou de confirmer avec le QG. Attention ! Appareil TV a été revendu à 250000 Fcfa qui est relativement élevé par rapport aux autres prix de revente observés dans cette zone. Prière de corriger ou de confirmer avec le QG.</w:t>
       </w:r>
     </w:p>
     <w:p>
@@ -2069,7 +2090,9 @@
         <w:rPr>
           <w:sz w:val="20"/>
         </w:rPr>
-        <w:t>- Avertissement!!!  Oumar Ka  possède un téléphone android mais dit n'avoir pas accès à l'internet, prière de confirmer cette information avec le QG ou la corriger.</w:t>
+        <w:t xml:space="preserve">- Avertissement!!!  Oumar Ka  possède un téléphone android mais dit n'avoir pas accès à l'internet, prière de confirmer cette information avec le QG ou la corriger. </w:t>
+        <w:br/>
+        <w:t>- Attention ! Le montant (4200 Fcfa) dépensé ou reçu en cadeau pour les recharges internet ou de forfaits de données mobiles(hors appels vocaux), aucours des 30 derniers jours de  Issa seydi est relativement élevé par rapport aux autres montants depansés observés dans cette zone. Prière de corriger ou de confirmer avec le QG.</w:t>
       </w:r>
     </w:p>
     <w:p>
@@ -2244,27 +2267,6 @@
           <w:sz w:val="20"/>
         </w:rPr>
         <w:t>- Le principal mode d'évacuation des eaux usées du ménage est à l'intérieur de la concession et semble exister dans les modalités, prière de prendre attache avec le QG pour plus d'explication afin de la classer bien.</w:t>
-      </w:r>
-    </w:p>
-    <w:p>
-      <w:r>
-        <w:rPr>
-          <w:b/>
-          <w:color w:val="4672C4"/>
-          <w:sz w:val="22"/>
-        </w:rPr>
-        <w:t>&gt;&gt; Section12 - Actifs du menage</w:t>
-      </w:r>
-    </w:p>
-    <w:p>
-      <w:pPr>
-        <w:ind w:left="283"/>
-      </w:pPr>
-      <w:r>
-        <w:rPr>
-          <w:sz w:val="20"/>
-        </w:rPr>
-        <w:t>- Attention ! Téléphone portable a été achété à 10000 Fcfa est relativement faible par rapport aux autres prix d'achat observés dans cette zone. Prière de corriger ou de confirmer avec le QG.</w:t>
       </w:r>
     </w:p>
     <w:p>
@@ -2824,7 +2826,7 @@
         <w:rPr>
           <w:sz w:val="20"/>
         </w:rPr>
-        <w:t>- Attention ! Le prix unitaire d'achat (200 Fcfa) de Feuilles de  Haricot en Tas (Moyen) est relativement élevé par rapport aux autres prix observés dans cette zone. Prière de corriger ou de confirmer avec le QG. Attention ! Le prix unitaire d'achat (200 Fcfa) de Patate douce en Tas (Moyen) est relativement faible par rapport aux autres prix observés dans cette zone. Prière de corriger ou de confirmer avec le QG. Attention ! Le prix unitaire d'achat (300 Fcfa) de Lait caillé en Sachets (Petit) est relativement élevé par rapport aux autres prix observés dans cette zone. Prière de corriger ou de confirmer avec le QG. Attention ! Le prix unitaire d'achat (700 Fcfa) de Sucre en poudre  en Kg (taille unique) est relativement élevé par rapport aux autres prix observés dans cette zone. Prière de corriger ou de confirmer avec le QG. Incohérence!! Dans ce ménage, chaque individus consomme par jour 28.08143 Kg  de cereale; Prière de revoir les quantités prises de ces produits.</w:t>
+        <w:t>- Attention ! Le prix unitaire d'achat (100 Fcfa) de Piment séché en Sachets (Petit) est relativement élevé par rapport aux autres prix observés dans cette zone. Prière de corriger ou de confirmer avec le QG. Attention ! Le prix unitaire d'achat (200 Fcfa) de Carotte en Pièce (Moyen) est relativement élevé par rapport aux autres prix observés dans cette zone. Prière de corriger ou de confirmer avec le QG. Attention ! Le prix unitaire d'achat (200 Fcfa) de Feuilles de  Haricot en Tas (Moyen) est relativement élevé par rapport aux autres prix observés dans cette zone. Prière de corriger ou de confirmer avec le QG. Attention ! Le prix unitaire d'achat (300 Fcfa) de Lait caillé en Sachets (Petit) est relativement élevé par rapport aux autres prix observés dans cette zone. Prière de corriger ou de confirmer avec le QG. Attention ! Le prix unitaire d'achat (400 Fcfa) de Pomme de terre en Kg (taille unique) est relativement faible par rapport aux autres prix observés dans cette zone. Prière de corriger ou de confirmer avec le QG. Attention ! Le prix unitaire d'achat (50 Fcfa) de Cube alimentaire (Maggi, Jumbo, ) en Cube (Moyen) est relativement élevé par rapport aux autres prix observés dans cette zone. Prière de corriger ou de confirmer avec le QG. Attention ! Le prix unitaire d'achat (500 Fcfa) de Oignon frais en Kg (taille unique) est relativement faible par rapport aux autres prix observés dans cette zone. Prière de corriger ou de confirmer avec le QG. Attention ! Le prix unitaire d'achat (700 Fcfa) de Sucre en poudre  en Kg (taille unique) est relativement élevé par rapport aux autres prix observés dans cette zone. Prière de corriger ou de confirmer avec le QG. Incohérence!! Dans ce ménage, chaque individus consomme par jour 49.64143 Kg  de cereale; Prière de revoir les quantités prises de ces produits.</w:t>
       </w:r>
     </w:p>
     <w:p>
@@ -2929,7 +2931,7 @@
         <w:rPr>
           <w:sz w:val="20"/>
         </w:rPr>
-        <w:t xml:space="preserve">- Attention ! Fer à repasser à charbon a été revendu à 8000 Fcfa qui est relativement élevé par rapport aux autres prix de revente observés dans cette zone. Prière de corriger ou de confirmer avec le QG. </w:t>
+        <w:t xml:space="preserve">- Attention ! Fer à repasser à charbon a été achété à 10000 Fcfa est relativement élevé par rapport aux autres prix d'achat observés dans cette zone. Prière de corriger ou de confirmer avec le QG. Attention ! Fer à repasser à charbon a été revendu à 8000 Fcfa qui est relativement élevé par rapport aux autres prix de revente observés dans cette zone. Prière de corriger ou de confirmer avec le QG. </w:t>
         <w:br/>
         <w:t xml:space="preserve">- Attention ! Ventilateur sur pied a été achété à 125000 Fcfa est relativement élevé par rapport aux autres prix d'achat observés dans cette zone. Prière de corriger ou de confirmer avec le QG. Attention ! Ventilateur sur pied a été revendu à 100000 Fcfa qui est relativement élevé par rapport aux autres prix de revente observés dans cette zone. Prière de corriger ou de confirmer avec le QG. </w:t>
         <w:br/>
@@ -2980,27 +2982,6 @@
         <w:t xml:space="preserve">- Le pourcentage qui reste à recolter pour ces cultures est de 100% c'est-à-dire que la recolte n'a pas commencé pour ces cultures, prière de regarder les questions (s16Cq11 s16Cq12) ou corriger. </w:t>
         <w:br/>
         <w:t>- Le pourcentage qui reste à recolter pour ces cultures est de 100% c'est-à-dire que la recolte n'a pas commencé pour ces cultures, prière de regarder les questions (s16Cq11 s16Cq12) ou corriger.</w:t>
-      </w:r>
-    </w:p>
-    <w:p>
-      <w:r>
-        <w:rPr>
-          <w:b/>
-          <w:color w:val="4672C4"/>
-          <w:sz w:val="22"/>
-        </w:rPr>
-        <w:t>&gt;&gt; Section19 - Equipements agricoles</w:t>
-      </w:r>
-    </w:p>
-    <w:p>
-      <w:pPr>
-        <w:ind w:left="283"/>
-      </w:pPr>
-      <w:r>
-        <w:rPr>
-          <w:sz w:val="20"/>
-        </w:rPr>
-        <w:t>- Attention ! Autre (à préciser) a été revendu à 2000 Fcfa qui est relativement élevé par rapport aux autres prix de revente observés dans cette zone. Prière de corriger ou de confirmer avec le QG.</w:t>
       </w:r>
     </w:p>
     <w:p>
@@ -3346,6 +3327,27 @@
           <w:color w:val="4672C4"/>
           <w:sz w:val="22"/>
         </w:rPr>
+        <w:t>&gt;&gt; Section1 - Caracteristiques des membres</w:t>
+      </w:r>
+    </w:p>
+    <w:p>
+      <w:pPr>
+        <w:ind w:left="283"/>
+      </w:pPr>
+      <w:r>
+        <w:rPr>
+          <w:sz w:val="20"/>
+        </w:rPr>
+        <w:t>- Attention ! Le montant (4400 Fcfa) dépensé ou reçu en cadeau pour les recharges internet ou de forfaits de données mobiles(hors appels vocaux), aucours des 30 derniers jours de  khady sagna est relativement élevé par rapport aux autres montants depansés observés dans cette zone. Prière de corriger ou de confirmer avec le QG.</w:t>
+      </w:r>
+    </w:p>
+    <w:p>
+      <w:r>
+        <w:rPr>
+          <w:b/>
+          <w:color w:val="4672C4"/>
+          <w:sz w:val="22"/>
+        </w:rPr>
         <w:t>&gt;&gt; Section2 - Education</w:t>
       </w:r>
     </w:p>
@@ -3369,7 +3371,7 @@
         <w:br/>
         <w:t xml:space="preserve">- Peu probable! aminata goudiaby  n'arrive pas  à comprendre un petit texte lu dans une langue locale (s02q03). Veuillez corriger ou donner des explications au QG. Dans les milieux urbains c'est peu probable de voir une école dont les élèves ou étudiants ne dépensent pas en frais d'uniformes, prière de verifier pour aminata goudiaby et corriger ou confirmer avec le QG. </w:t>
         <w:br/>
-        <w:t xml:space="preserve">- Peu probable! cheikh mamadou mbacke goudiaby  n'arrive pas  à comprendre un petit texte lu dans une langue locale (s02q03). Veuillez corriger ou donner des explications au QG. </w:t>
+        <w:t xml:space="preserve">- Peu probable! cheikh mamadou mbacke goudiaby  n'arrive pas  à comprendre un petit texte lu dans une langue locale (s02q03). Veuillez corriger ou donner des explications au QG. Attention ! Le frais de scolarité (33000 Fcfa) de cheikh mamadou mbacke goudiaby en 2ème année de Secondaire 2 Général est relativement élevé par rapport aux autres frais de scolarités observés dans cette zone. Prière de corriger ou de confirmer avec le QG. </w:t>
         <w:br/>
         <w:t xml:space="preserve">- Peu probable! khady sagna  n'arrive pas  à comprendre un petit texte lu dans une langue locale (s02q03). Veuillez corriger ou donner des explications au QG. </w:t>
         <w:br/>
@@ -3419,7 +3421,7 @@
         <w:rPr>
           <w:sz w:val="20"/>
         </w:rPr>
-        <w:t>- Attention ! Le prix unitaire d'achat (300 Fcfa) de Sel en Sachets (Moyen) est relativement élevé par rapport aux autres prix observés dans cette zone. Prière de corriger ou de confirmer avec le QG. Avertissement!!! Le ménage a consommé 10 Sachets industriel Petit de Caramel, bonbons, confiseries, etc., cette quantité semble anormale pour une consommation des 7 derniers jours.Prière de corriger ou de confirmer avec le QG. Avertissement!!! Le ménage a consommé 7 Paquet Petit de Thé en sachet, cette quantité semble anormale pour une consommation des 7 derniers jours.Prière de corriger ou de confirmer avec le QG. Avertissement!! le prix unitaire (150 Fcfa) de Thé en sachet (unité: Paquet) de taille Petit est très faible ou élevé. Prière de corriger ou de confirmer avec le QG.</w:t>
+        <w:t>- Attention ! Le prix unitaire d'achat (300 Fcfa) de Sel en Sachets (Moyen) est relativement élevé par rapport aux autres prix observés dans cette zone. Prière de corriger ou de confirmer avec le QG. Attention ! Le prix unitaire d'achat (500 Fcfa) de Oignon frais en Kg (taille unique) est relativement faible par rapport aux autres prix observés dans cette zone. Prière de corriger ou de confirmer avec le QG. Attention ! Soupçons de quantité anormale! Le ménage de KHADY SAGNA avec une taille de 12 personnes a consommé 2.5 Litre en taille unique de Huile de palme brute qui est relativement élevé comme consommation par rapport à la condition de vie des autres ménages de même taille dans cette zone. Prière de corriger ou de confirmer avec le QG. Attention ! Soupçons de quantité anormale! Le ménage de KHADY SAGNA avec une taille de 12 personnes a consommé 7 Kg en taille unique de Sucre en poudre  qui est relativement élevé comme consommation par rapport à la condition de vie des autres ménages de même taille dans cette zone. Prière de corriger ou de confirmer avec le QG. Avertissement!!! Le ménage a consommé 10 Sachets industriel Petit de Caramel, bonbons, confiseries, etc., cette quantité semble anormale pour une consommation des 7 derniers jours.Prière de corriger ou de confirmer avec le QG. Avertissement!!! Le ménage a consommé 7 Paquet Petit de Thé en sachet, cette quantité semble anormale pour une consommation des 7 derniers jours.Prière de corriger ou de confirmer avec le QG. Avertissement!! le prix unitaire (150 Fcfa) de Thé en sachet (unité: Paquet) de taille Petit est très faible ou élevé. Prière de corriger ou de confirmer avec le QG.</w:t>
       </w:r>
     </w:p>
     <w:p>
@@ -3954,7 +3956,7 @@
         <w:rPr>
           <w:sz w:val="20"/>
         </w:rPr>
-        <w:t>- Attention ! Le prix unitaire d'achat (116.6667 Fcfa) de Pain moderne (Baguette) en miche (Moyen) est relativement faible par rapport aux autres prix observés dans cette zone. Prière de corriger ou de confirmer avec le QG. Attention ! Le prix unitaire d'achat (50 Fcfa) de Ail en Gousse (Moyen) est relativement faible par rapport aux autres prix observés dans cette zone. Prière de corriger ou de confirmer avec le QG. Attention ! Le prix unitaire d'achat (500 Fcfa) de Poireau en Tas (Petit) est relativement élevé par rapport aux autres prix observés dans cette zone. Prière de corriger ou de confirmer avec le QG.</w:t>
+        <w:t>- Attention ! Le prix unitaire d'achat (116.6667 Fcfa) de Pain moderne (Baguette) en miche (Moyen) est relativement faible par rapport aux autres prix observés dans cette zone. Prière de corriger ou de confirmer avec le QG. Attention ! Le prix unitaire d'achat (1200 Fcfa) de Poisson frais type 9 en Kg (taille unique) est relativement faible par rapport aux autres prix observés dans cette zone. Prière de corriger ou de confirmer avec le QG. Attention ! Le prix unitaire d'achat (200 Fcfa) de Feuilles de  Haricot en Tas (Petit) est relativement élevé par rapport aux autres prix observés dans cette zone. Prière de corriger ou de confirmer avec le QG. Attention ! Le prix unitaire d'achat (350 Fcfa) de Mil en Kg (taille unique) est relativement faible par rapport aux autres prix observés dans cette zone. Prière de corriger ou de confirmer avec le QG. Attention ! Le prix unitaire d'achat (50 Fcfa) de Ail en Gousse (Moyen) est relativement faible par rapport aux autres prix observés dans cette zone. Prière de corriger ou de confirmer avec le QG. Attention ! Le prix unitaire d'achat (500 Fcfa) de Poireau en Tas (Petit) est relativement élevé par rapport aux autres prix observés dans cette zone. Prière de corriger ou de confirmer avec le QG.</w:t>
       </w:r>
     </w:p>
     <w:p>
@@ -4445,7 +4447,7 @@
         <w:rPr>
           <w:sz w:val="20"/>
         </w:rPr>
-        <w:t>- Attention ! Le prix unitaire d'achat (125 Fcfa) de Concentré de tomate en Sachets industriel (Petit) est relativement faible par rapport aux autres prix observés dans cette zone. Prière de corriger ou de confirmer avec le QG. Avertissement!!! Le ménage a consommé 2 Paquet Petit de Thé en sachet, cette quantité semble anormale pour une consommation des 7 derniers jours.Prière de corriger ou de confirmer avec le QG. Avertissement!! le prix unitaire (100 Fcfa) de Thé en sachet (unité: Paquet) de taille Petit est très faible ou élevé. Prière de corriger ou de confirmer avec le QG.</w:t>
+        <w:t>- Attention ! Le prix unitaire d'achat (100 Fcfa) de Poivre en Sachets (Petit) est relativement élevé par rapport aux autres prix observés dans cette zone. Prière de corriger ou de confirmer avec le QG. Attention ! Le prix unitaire d'achat (200 Fcfa) de Mayonnaise en Sachets (Petit) est relativement élevé par rapport aux autres prix observés dans cette zone. Prière de corriger ou de confirmer avec le QG. Attention ! Le prix unitaire d'achat (300 Fcfa) de Sucre en poudre  en Sachets (Moyen) est relativement élevé par rapport aux autres prix observés dans cette zone. Prière de corriger ou de confirmer avec le QG. Avertissement!!! Le ménage a consommé 2 Paquet Petit de Thé en sachet, cette quantité semble anormale pour une consommation des 7 derniers jours.Prière de corriger ou de confirmer avec le QG. Avertissement!! le prix unitaire (100 Fcfa) de Thé en sachet (unité: Paquet) de taille Petit est très faible ou élevé. Prière de corriger ou de confirmer avec le QG.</w:t>
       </w:r>
     </w:p>
     <w:p>
@@ -4508,7 +4510,7 @@
         <w:rPr>
           <w:sz w:val="20"/>
         </w:rPr>
-        <w:t>- Le prix de revente de l'article  Téléphone portable ne doit pas être égal 0 même si le ménage l'a reçu en cadeau prière de leurs aider à faire une estimations. Attention ! Téléphone portable a été achété à 10000 Fcfa est relativement faible par rapport aux autres prix d'achat observés dans cette zone. Prière de corriger ou de confirmer avec le QG.</w:t>
+        <w:t>- Le prix de revente de l'article  Téléphone portable ne doit pas être égal 0 même si le ménage l'a reçu en cadeau prière de leurs aider à faire une estimations.</w:t>
       </w:r>
     </w:p>
     <w:p>
@@ -5095,7 +5097,7 @@
         <w:rPr>
           <w:sz w:val="20"/>
         </w:rPr>
-        <w:t>- Attention ! Le prix unitaire d'achat (50 Fcfa) de Aubergine sauvage  en Pièce (Moyen) est relativement faible par rapport aux autres prix observés dans cette zone. Prière de corriger ou de confirmer avec le QG. Avertissement!!! Le ménage a consommé 3 Paquet Petit de Thé en sachet, cette quantité semble anormale pour une consommation des 7 derniers jours.Prière de corriger ou de confirmer avec le QG. Avertissement!! le prix unitaire (100 Fcfa) de Thé en sachet (unité: Paquet) de taille Petit est très faible ou élevé. Prière de corriger ou de confirmer avec le QG. Incohérence!! Dans ce ménage, chaque individus consomme par jour 16.44328 Kg  de cereale; Prière de revoir les quantités prises de ces produits. Incohérence!! Dans ce ménage, chaque individus consomme par jour 16.44328 Kg  de cereale; Prière de revoir les quantités prises de ces produits.</w:t>
+        <w:t>- Attention ! Le prix unitaire d'achat (200 Fcfa) de Poivron frais en Pièce (Petit) est relativement élevé par rapport aux autres prix observés dans cette zone. Prière de corriger ou de confirmer avec le QG. Avertissement!!! Le ménage a consommé 3 Paquet Petit de Thé en sachet, cette quantité semble anormale pour une consommation des 7 derniers jours.Prière de corriger ou de confirmer avec le QG. Avertissement!! le prix unitaire (100 Fcfa) de Thé en sachet (unité: Paquet) de taille Petit est très faible ou élevé. Prière de corriger ou de confirmer avec le QG. Incohérence!! Dans ce ménage, chaque individus consomme par jour 26.54412 Kg  de cereale; Prière de revoir les quantités prises de ces produits. Incohérence!! Dans ce ménage, chaque individus consomme par jour 26.54412 Kg  de cereale; Prière de revoir les quantités prises de ces produits.</w:t>
       </w:r>
     </w:p>
     <w:p>
@@ -5674,7 +5676,7 @@
         <w:rPr>
           <w:sz w:val="20"/>
         </w:rPr>
-        <w:t>- Avertissement!!! Le ménage a consommé 7 Paquet Petit de Thé en sachet, cette quantité semble anormale pour une consommation des 7 derniers jours.Prière de corriger ou de confirmer avec le QG. Avertissement!! le prix unitaire (100 Fcfa) de Thé en sachet (unité: Paquet) de taille Petit est très faible ou élevé. Prière de corriger ou de confirmer avec le QG.</w:t>
+        <w:t>- Attention ! Le prix unitaire d'achat (150 Fcfa) de Concentré de tomate en Sachets industriel (Petit) est relativement élevé par rapport aux autres prix observés dans cette zone. Prière de corriger ou de confirmer avec le QG. Avertissement!!! Le ménage a consommé 7 Paquet Petit de Thé en sachet, cette quantité semble anormale pour une consommation des 7 derniers jours.Prière de corriger ou de confirmer avec le QG. Avertissement!! le prix unitaire (100 Fcfa) de Thé en sachet (unité: Paquet) de taille Petit est très faible ou élevé. Prière de corriger ou de confirmer avec le QG.</w:t>
       </w:r>
     </w:p>
     <w:p>
@@ -6220,7 +6222,7 @@
         <w:rPr>
           <w:sz w:val="20"/>
         </w:rPr>
-        <w:t>- Incohérence!! Dans ce ménage, chaque individus consomme par jour 101.225 Kg  de cereale; Prière de revoir les quantités prises de ces produits.</w:t>
+        <w:t>- Attention ! Le prix unitaire d'achat (25 Fcfa) de Piment frais en Sachets (Petit) est relativement faible par rapport aux autres prix observés dans cette zone. Prière de corriger ou de confirmer avec le QG. Attention ! Le prix unitaire d'achat (300 Fcfa) de Citron en Pièce (Moyen) est relativement élevé par rapport aux autres prix observés dans cette zone. Prière de corriger ou de confirmer avec le QG. Attention ! Le prix unitaire d'achat (500 Fcfa) de Oignon frais en Kg (taille unique) est relativement faible par rapport aux autres prix observés dans cette zone. Prière de corriger ou de confirmer avec le QG. Incohérence!! Dans ce ménage, chaque individus consomme par jour 186.4643 Kg  de cereale; Prière de revoir les quantités prises de ces produits.</w:t>
       </w:r>
     </w:p>
     <w:p>
@@ -6262,8 +6264,6 @@
         <w:rPr>
           <w:sz w:val="20"/>
         </w:rPr>
-        <w:t xml:space="preserve">- Attention ! Foyers améliorés a été achété à 4000 Fcfa est relativement faible par rapport aux autres prix d'achat observés dans cette zone. Prière de corriger ou de confirmer avec le QG. </w:t>
-        <w:br/>
         <w:t>- Avertissement!!! Le prix d'achat (4000) de l'article  Matelas simple est inférieur aux prix de revente (15000)  avec l'âge du bien atteignant 3 ans. Prière de vérifier ou confirmer avec l'enquêté et mettre les bonnes valeurs après verification, s'il le faut.</w:t>
       </w:r>
     </w:p>
@@ -6813,6 +6813,27 @@
           <w:sz w:val="20"/>
         </w:rPr>
         <w:t>- Avertissement!! Le ménage (vit en milieu urbain) se débarrasse de ses ordures ménagères soit par le Dépotoir sauvage, brûle et enterre, prière de corriger ou confirmer avec le QG.</w:t>
+      </w:r>
+    </w:p>
+    <w:p>
+      <w:r>
+        <w:rPr>
+          <w:b/>
+          <w:color w:val="4672C4"/>
+          <w:sz w:val="22"/>
+        </w:rPr>
+        <w:t>&gt;&gt; Section12 - Actifs du menage</w:t>
+      </w:r>
+    </w:p>
+    <w:p>
+      <w:pPr>
+        <w:ind w:left="283"/>
+      </w:pPr>
+      <w:r>
+        <w:rPr>
+          <w:sz w:val="20"/>
+        </w:rPr>
+        <w:t>- Attention ! Fer à repasser à charbon a été achété à 3500 Fcfa est relativement faible par rapport aux autres prix d'achat observés dans cette zone. Prière de corriger ou de confirmer avec le QG.</w:t>
       </w:r>
     </w:p>
     <w:p>
